--- a/TABLES/Table2a_weaning_hemodynamics.docx
+++ b/TABLES/Table2a_weaning_hemodynamics.docx
@@ -63,7 +63,6 @@
           </w:tcPr>
           <w:p>
             <w:pPr>
-              <w:pStyle w:val="Normal"/>
               <w:jc w:val="left"/>
               <w:pBdr>
                 <w:bottom w:val="none" w:sz="0" w:space="0" w:color="000000"/>
@@ -118,7 +117,6 @@
           </w:tcPr>
           <w:p>
             <w:pPr>
-              <w:pStyle w:val="Normal"/>
               <w:jc w:val="left"/>
               <w:pBdr>
                 <w:bottom w:val="none" w:sz="0" w:space="0" w:color="000000"/>
@@ -179,7 +177,6 @@
           </w:tcPr>
           <w:p>
             <w:pPr>
-              <w:pStyle w:val="Normal"/>
               <w:jc w:val="left"/>
               <w:pBdr>
                 <w:bottom w:val="none" w:sz="0" w:space="0" w:color="000000"/>
@@ -234,7 +231,6 @@
           </w:tcPr>
           <w:p>
             <w:pPr>
-              <w:pStyle w:val="Normal"/>
               <w:jc w:val="left"/>
               <w:pBdr>
                 <w:bottom w:val="none" w:sz="0" w:space="0" w:color="000000"/>
@@ -295,7 +291,6 @@
           </w:tcPr>
           <w:p>
             <w:pPr>
-              <w:pStyle w:val="Normal"/>
               <w:jc w:val="left"/>
               <w:pBdr>
                 <w:bottom w:val="none" w:sz="0" w:space="0" w:color="000000"/>
@@ -350,7 +345,6 @@
           </w:tcPr>
           <w:p>
             <w:pPr>
-              <w:pStyle w:val="Normal"/>
               <w:jc w:val="left"/>
               <w:pBdr>
                 <w:bottom w:val="none" w:sz="0" w:space="0" w:color="000000"/>
@@ -411,7 +405,6 @@
           </w:tcPr>
           <w:p>
             <w:pPr>
-              <w:pStyle w:val="Normal"/>
               <w:jc w:val="left"/>
               <w:pBdr>
                 <w:bottom w:val="none" w:sz="0" w:space="0" w:color="000000"/>
@@ -466,7 +459,6 @@
           </w:tcPr>
           <w:p>
             <w:pPr>
-              <w:pStyle w:val="Normal"/>
               <w:jc w:val="left"/>
               <w:pBdr>
                 <w:bottom w:val="none" w:sz="0" w:space="0" w:color="000000"/>
@@ -527,7 +519,6 @@
           </w:tcPr>
           <w:p>
             <w:pPr>
-              <w:pStyle w:val="Normal"/>
               <w:jc w:val="left"/>
               <w:pBdr>
                 <w:bottom w:val="none" w:sz="0" w:space="0" w:color="000000"/>
@@ -582,7 +573,6 @@
           </w:tcPr>
           <w:p>
             <w:pPr>
-              <w:pStyle w:val="Normal"/>
               <w:jc w:val="left"/>
               <w:pBdr>
                 <w:bottom w:val="none" w:sz="0" w:space="0" w:color="000000"/>
@@ -643,7 +633,6 @@
           </w:tcPr>
           <w:p>
             <w:pPr>
-              <w:pStyle w:val="Normal"/>
               <w:jc w:val="left"/>
               <w:pBdr>
                 <w:bottom w:val="none" w:sz="0" w:space="0" w:color="000000"/>
@@ -698,7 +687,6 @@
           </w:tcPr>
           <w:p>
             <w:pPr>
-              <w:pStyle w:val="Normal"/>
               <w:jc w:val="left"/>
               <w:pBdr>
                 <w:bottom w:val="none" w:sz="0" w:space="0" w:color="000000"/>
@@ -759,7 +747,6 @@
           </w:tcPr>
           <w:p>
             <w:pPr>
-              <w:pStyle w:val="Normal"/>
               <w:jc w:val="left"/>
               <w:pBdr>
                 <w:bottom w:val="none" w:sz="0" w:space="0" w:color="000000"/>
@@ -814,7 +801,6 @@
           </w:tcPr>
           <w:p>
             <w:pPr>
-              <w:pStyle w:val="Normal"/>
               <w:jc w:val="left"/>
               <w:pBdr>
                 <w:bottom w:val="none" w:sz="0" w:space="0" w:color="000000"/>
@@ -875,7 +861,6 @@
           </w:tcPr>
           <w:p>
             <w:pPr>
-              <w:pStyle w:val="Normal"/>
               <w:jc w:val="left"/>
               <w:pBdr>
                 <w:bottom w:val="none" w:sz="0" w:space="0" w:color="000000"/>
@@ -930,7 +915,6 @@
           </w:tcPr>
           <w:p>
             <w:pPr>
-              <w:pStyle w:val="Normal"/>
               <w:jc w:val="left"/>
               <w:pBdr>
                 <w:bottom w:val="none" w:sz="0" w:space="0" w:color="000000"/>
@@ -991,7 +975,6 @@
           </w:tcPr>
           <w:p>
             <w:pPr>
-              <w:pStyle w:val="Normal"/>
               <w:jc w:val="left"/>
               <w:pBdr>
                 <w:bottom w:val="none" w:sz="0" w:space="0" w:color="000000"/>
@@ -1046,7 +1029,6 @@
           </w:tcPr>
           <w:p>
             <w:pPr>
-              <w:pStyle w:val="Normal"/>
               <w:jc w:val="left"/>
               <w:pBdr>
                 <w:bottom w:val="none" w:sz="0" w:space="0" w:color="000000"/>
@@ -1107,7 +1089,6 @@
           </w:tcPr>
           <w:p>
             <w:pPr>
-              <w:pStyle w:val="Normal"/>
               <w:jc w:val="left"/>
               <w:pBdr>
                 <w:bottom w:val="none" w:sz="0" w:space="0" w:color="000000"/>
@@ -1162,7 +1143,6 @@
           </w:tcPr>
           <w:p>
             <w:pPr>
-              <w:pStyle w:val="Normal"/>
               <w:jc w:val="left"/>
               <w:pBdr>
                 <w:bottom w:val="none" w:sz="0" w:space="0" w:color="000000"/>
@@ -1202,7 +1182,7 @@
     </w:tbl>
     <w:sectPr>
       <w:pgMar w:header="708" w:bottom="1417" w:top="1417" w:right="1417" w:left="1417" w:footer="708" w:gutter="0"/>
-      <w:pgSz w:h="16848" w:w="11952" w:orient="portrait"/>
+      <w:pgSz w:h="16838" w:w="11906" w:orient="portrait"/>
       <w:type w:val="continuous"/>
       <w:cols/>
     </w:sectPr>
